--- a/ru/wisdom-stories/generous-man.docx
+++ b/ru/wisdom-stories/generous-man.docx
@@ -98,7 +98,7 @@
           <w:color w:val="9A7417"/>
           <w:sz w:val="22"/>
         </w:rPr>
-        <w:t xml:space="preserve">Мораль: </w:t>
+        <w:t>Мораль: Совершая добро, человек не должен считать себя истинным владельцем того, чем делится. Он лишь посредник; подлинный Дарующий — Аллах.</w:t>
       </w:r>
       <w:r>
         <w:rPr>
@@ -108,7 +108,6 @@
           <w:color w:val="3F3826"/>
           <w:sz w:val="22"/>
         </w:rPr>
-        <w:t>Совершая добро, человек не должен считать себя истинным владельцем того, чем делится. Он лишь посредник; подлинный Дарующий — Бог.</w:t>
       </w:r>
     </w:p>
     <w:p>
